--- a/docs/docx/01_기획명세서/spec_staff.docx
+++ b/docs/docx/01_기획명세서/spec_staff.docx
@@ -7963,6 +7963,1834 @@
       </w:r>
       <w:r>
         <w:t xml:space="preserve">— bcrypt cost factor=12를 권장한다. 로그인 시 해싱 비교가 CPU 집약적이므로 적절한 worker pool을 구성한다.</w:t>
+      </w:r>
+    </w:p>
+    <w:p>
+      <w:r>
+        <w:pict>
+          <v:rect style="width:0;height:1.5pt" o:hralign="center" o:hrstd="t" o:hr="t"/>
+        </w:pict>
+      </w:r>
+    </w:p>
+    <w:p>
+      <w:pPr>
+        <w:pStyle w:val="Heading2"/>
+      </w:pPr>
+      <w:bookmarkStart w:id="35" w:name="정상작동-시나리오"/>
+      <w:r>
+        <w:t xml:space="preserve">3. 정상작동 시나리오</w:t>
+      </w:r>
+      <w:bookmarkEnd w:id="35"/>
+    </w:p>
+    <w:p>
+      <w:pPr>
+        <w:pStyle w:val="Heading3"/>
+      </w:pPr>
+      <w:bookmarkStart w:id="36" w:name="시나리오-1-본사-직원-초대-승인"/>
+      <w:r>
+        <w:t xml:space="preserve">시나리오 1: 본사 직원 초대 → 승인</w:t>
+      </w:r>
+      <w:bookmarkEnd w:id="36"/>
+    </w:p>
+    <w:tbl>
+      <w:tblPr>
+        <w:tblStyle w:val="Table"/>
+        <w:jc w:val="center"/>
+        <w:tblLook w:firstRow="1"/>
+        <w:tblW w:w="5000" w:type="pct"/>
+      </w:tblPr>
+      <w:tblGrid>
+        <w:gridCol w:w="2329"/>
+        <w:gridCol w:w="1863"/>
+        <w:gridCol w:w="1863"/>
+        <w:gridCol w:w="1863"/>
+      </w:tblGrid>
+      <w:tr>
+        <w:trPr>
+          <w:cnfStyle w:firstRow="1"/>
+          <w:tblHeader/>
+        </w:trPr>
+        <w:tc>
+          <w:tcPr>
+            <w:tcBorders>
+              <w:bottom w:val="single"/>
+            </w:tcBorders>
+            <w:vAlign w:val="bottom"/>
+            <w:tcBorders>
+              <w:top w:val="single" w:sz="6" w:space="0" w:color="2E75B6"/>
+              <w:bottom w:val="single" w:sz="6" w:space="0" w:color="2E75B6"/>
+              <w:left w:val="single" w:sz="4" w:space="0" w:color="BFBFBF"/>
+              <w:right w:val="single" w:sz="4" w:space="0" w:color="BFBFBF"/>
+            </w:tcBorders>
+            <w:shd w:fill="2E75B6" w:val="clear"/>
+            <w:tcMar>
+              <w:top w:w="50" w:type="dxa"/>
+              <w:bottom w:w="50" w:type="dxa"/>
+              <w:left w:w="100" w:type="dxa"/>
+              <w:right w:w="100" w:type="dxa"/>
+            </w:tcMar>
+          </w:tcPr>
+          <w:p>
+            <w:pPr>
+              <w:pStyle w:val="Compact"/>
+              <w:spacing w:before="20" w:after="20" w:line="280" w:lineRule="exact"/>
+              <w:jc w:val="left"/>
+            </w:pPr>
+            <w:r>
+              <w:rPr>
+                <w:rFonts w:ascii="Arial" w:hAnsi="Arial" w:eastAsia="맑은 고딕"/>
+                <w:b/>
+                <w:color w:val="FFFFFF"/>
+                <w:sz w:val="18"/>
+              </w:rPr>
+              <w:t xml:space="preserve">단계</w:t>
+            </w:r>
+          </w:p>
+        </w:tc>
+        <w:tc>
+          <w:tcPr>
+            <w:tcBorders>
+              <w:bottom w:val="single"/>
+            </w:tcBorders>
+            <w:vAlign w:val="bottom"/>
+            <w:tcBorders>
+              <w:top w:val="single" w:sz="6" w:space="0" w:color="2E75B6"/>
+              <w:bottom w:val="single" w:sz="6" w:space="0" w:color="2E75B6"/>
+              <w:left w:val="single" w:sz="4" w:space="0" w:color="BFBFBF"/>
+              <w:right w:val="single" w:sz="4" w:space="0" w:color="BFBFBF"/>
+            </w:tcBorders>
+            <w:shd w:fill="2E75B6" w:val="clear"/>
+            <w:tcMar>
+              <w:top w:w="50" w:type="dxa"/>
+              <w:bottom w:w="50" w:type="dxa"/>
+              <w:left w:w="100" w:type="dxa"/>
+              <w:right w:w="100" w:type="dxa"/>
+            </w:tcMar>
+          </w:tcPr>
+          <w:p>
+            <w:pPr>
+              <w:pStyle w:val="Compact"/>
+              <w:spacing w:before="20" w:after="20" w:line="280" w:lineRule="exact"/>
+              <w:jc w:val="left"/>
+            </w:pPr>
+            <w:r>
+              <w:rPr>
+                <w:rFonts w:ascii="Arial" w:hAnsi="Arial" w:eastAsia="맑은 고딕"/>
+                <w:b/>
+                <w:color w:val="FFFFFF"/>
+                <w:sz w:val="18"/>
+              </w:rPr>
+              <w:t xml:space="preserve">사용자 행동</w:t>
+            </w:r>
+          </w:p>
+        </w:tc>
+        <w:tc>
+          <w:tcPr>
+            <w:tcBorders>
+              <w:bottom w:val="single"/>
+            </w:tcBorders>
+            <w:vAlign w:val="bottom"/>
+            <w:tcBorders>
+              <w:top w:val="single" w:sz="6" w:space="0" w:color="2E75B6"/>
+              <w:bottom w:val="single" w:sz="6" w:space="0" w:color="2E75B6"/>
+              <w:left w:val="single" w:sz="4" w:space="0" w:color="BFBFBF"/>
+              <w:right w:val="single" w:sz="4" w:space="0" w:color="BFBFBF"/>
+            </w:tcBorders>
+            <w:shd w:fill="2E75B6" w:val="clear"/>
+            <w:tcMar>
+              <w:top w:w="50" w:type="dxa"/>
+              <w:bottom w:w="50" w:type="dxa"/>
+              <w:left w:w="100" w:type="dxa"/>
+              <w:right w:w="100" w:type="dxa"/>
+            </w:tcMar>
+          </w:tcPr>
+          <w:p>
+            <w:pPr>
+              <w:pStyle w:val="Compact"/>
+              <w:spacing w:before="20" w:after="20" w:line="280" w:lineRule="exact"/>
+              <w:jc w:val="left"/>
+            </w:pPr>
+            <w:r>
+              <w:rPr>
+                <w:rFonts w:ascii="Arial" w:hAnsi="Arial" w:eastAsia="맑은 고딕"/>
+                <w:b/>
+                <w:color w:val="FFFFFF"/>
+                <w:sz w:val="18"/>
+              </w:rPr>
+              <w:t xml:space="preserve">시스템 응답</w:t>
+            </w:r>
+          </w:p>
+        </w:tc>
+        <w:tc>
+          <w:tcPr>
+            <w:tcBorders>
+              <w:bottom w:val="single"/>
+            </w:tcBorders>
+            <w:vAlign w:val="bottom"/>
+            <w:tcBorders>
+              <w:top w:val="single" w:sz="6" w:space="0" w:color="2E75B6"/>
+              <w:bottom w:val="single" w:sz="6" w:space="0" w:color="2E75B6"/>
+              <w:left w:val="single" w:sz="4" w:space="0" w:color="BFBFBF"/>
+              <w:right w:val="single" w:sz="4" w:space="0" w:color="BFBFBF"/>
+            </w:tcBorders>
+            <w:shd w:fill="2E75B6" w:val="clear"/>
+            <w:tcMar>
+              <w:top w:w="50" w:type="dxa"/>
+              <w:bottom w:w="50" w:type="dxa"/>
+              <w:left w:w="100" w:type="dxa"/>
+              <w:right w:w="100" w:type="dxa"/>
+            </w:tcMar>
+          </w:tcPr>
+          <w:p>
+            <w:pPr>
+              <w:pStyle w:val="Compact"/>
+              <w:spacing w:before="20" w:after="20" w:line="280" w:lineRule="exact"/>
+              <w:jc w:val="left"/>
+            </w:pPr>
+            <w:r>
+              <w:rPr>
+                <w:rFonts w:ascii="Arial" w:hAnsi="Arial" w:eastAsia="맑은 고딕"/>
+                <w:b/>
+                <w:color w:val="FFFFFF"/>
+                <w:sz w:val="18"/>
+              </w:rPr>
+              <w:t xml:space="preserve">검증 포인트</w:t>
+            </w:r>
+          </w:p>
+        </w:tc>
+      </w:tr>
+      <w:tr>
+        <w:trPr/>
+        <w:tc>
+          <w:tcPr>
+            <w:tcBorders>
+              <w:top w:val="single" w:sz="4" w:space="0" w:color="BFBFBF"/>
+              <w:bottom w:val="single" w:sz="4" w:space="0" w:color="BFBFBF"/>
+              <w:left w:val="single" w:sz="4" w:space="0" w:color="BFBFBF"/>
+              <w:right w:val="single" w:sz="4" w:space="0" w:color="BFBFBF"/>
+            </w:tcBorders>
+            <w:tcMar>
+              <w:top w:w="50" w:type="dxa"/>
+              <w:bottom w:w="50" w:type="dxa"/>
+              <w:left w:w="100" w:type="dxa"/>
+              <w:right w:w="100" w:type="dxa"/>
+            </w:tcMar>
+          </w:tcPr>
+          <w:p>
+            <w:pPr>
+              <w:pStyle w:val="Compact"/>
+              <w:spacing w:before="20" w:after="20" w:line="280" w:lineRule="exact"/>
+              <w:jc w:val="left"/>
+            </w:pPr>
+            <w:r>
+              <w:rPr>
+                <w:rFonts w:ascii="Arial" w:hAnsi="Arial" w:eastAsia="맑은 고딕"/>
+                <w:color w:val="333333"/>
+                <w:sz w:val="18"/>
+              </w:rPr>
+              <w:t xml:space="preserve">1</w:t>
+            </w:r>
+          </w:p>
+        </w:tc>
+        <w:tc>
+          <w:tcPr>
+            <w:tcBorders>
+              <w:top w:val="single" w:sz="4" w:space="0" w:color="BFBFBF"/>
+              <w:bottom w:val="single" w:sz="4" w:space="0" w:color="BFBFBF"/>
+              <w:left w:val="single" w:sz="4" w:space="0" w:color="BFBFBF"/>
+              <w:right w:val="single" w:sz="4" w:space="0" w:color="BFBFBF"/>
+            </w:tcBorders>
+            <w:tcMar>
+              <w:top w:w="50" w:type="dxa"/>
+              <w:bottom w:w="50" w:type="dxa"/>
+              <w:left w:w="100" w:type="dxa"/>
+              <w:right w:w="100" w:type="dxa"/>
+            </w:tcMar>
+          </w:tcPr>
+          <w:p>
+            <w:pPr>
+              <w:pStyle w:val="Compact"/>
+              <w:spacing w:before="20" w:after="20" w:line="280" w:lineRule="exact"/>
+              <w:jc w:val="left"/>
+            </w:pPr>
+            <w:r>
+              <w:rPr>
+                <w:rFonts w:ascii="Arial" w:hAnsi="Arial" w:eastAsia="맑은 고딕"/>
+                <w:color w:val="333333"/>
+                <w:sz w:val="18"/>
+              </w:rPr>
+              <w:t xml:space="preserve">본사 직원 목록 → [초대] 클릭</w:t>
+            </w:r>
+          </w:p>
+        </w:tc>
+        <w:tc>
+          <w:tcPr>
+            <w:tcBorders>
+              <w:top w:val="single" w:sz="4" w:space="0" w:color="BFBFBF"/>
+              <w:bottom w:val="single" w:sz="4" w:space="0" w:color="BFBFBF"/>
+              <w:left w:val="single" w:sz="4" w:space="0" w:color="BFBFBF"/>
+              <w:right w:val="single" w:sz="4" w:space="0" w:color="BFBFBF"/>
+            </w:tcBorders>
+            <w:tcMar>
+              <w:top w:w="50" w:type="dxa"/>
+              <w:bottom w:w="50" w:type="dxa"/>
+              <w:left w:w="100" w:type="dxa"/>
+              <w:right w:w="100" w:type="dxa"/>
+            </w:tcMar>
+          </w:tcPr>
+          <w:p>
+            <w:pPr>
+              <w:pStyle w:val="Compact"/>
+              <w:spacing w:before="20" w:after="20" w:line="280" w:lineRule="exact"/>
+              <w:jc w:val="left"/>
+            </w:pPr>
+            <w:r>
+              <w:rPr>
+                <w:rFonts w:ascii="Arial" w:hAnsi="Arial" w:eastAsia="맑은 고딕"/>
+                <w:color w:val="333333"/>
+                <w:sz w:val="18"/>
+              </w:rPr>
+              <w:t xml:space="preserve">등록 폼 페이지 이동</w:t>
+            </w:r>
+          </w:p>
+        </w:tc>
+        <w:tc>
+          <w:tcPr>
+            <w:tcBorders>
+              <w:top w:val="single" w:sz="4" w:space="0" w:color="BFBFBF"/>
+              <w:bottom w:val="single" w:sz="4" w:space="0" w:color="BFBFBF"/>
+              <w:left w:val="single" w:sz="4" w:space="0" w:color="BFBFBF"/>
+              <w:right w:val="single" w:sz="4" w:space="0" w:color="BFBFBF"/>
+            </w:tcBorders>
+            <w:tcMar>
+              <w:top w:w="50" w:type="dxa"/>
+              <w:bottom w:w="50" w:type="dxa"/>
+              <w:left w:w="100" w:type="dxa"/>
+              <w:right w:w="100" w:type="dxa"/>
+            </w:tcMar>
+          </w:tcPr>
+          <w:p>
+            <w:pPr>
+              <w:pStyle w:val="Compact"/>
+              <w:spacing w:before="20" w:after="20" w:line="280" w:lineRule="exact"/>
+              <w:jc w:val="left"/>
+            </w:pPr>
+            <w:r>
+              <w:rPr>
+                <w:rFonts w:ascii="Arial" w:hAnsi="Arial" w:eastAsia="맑은 고딕"/>
+                <w:color w:val="333333"/>
+                <w:sz w:val="18"/>
+              </w:rPr>
+              <w:t xml:space="preserve">필수 필드 표시</w:t>
+            </w:r>
+          </w:p>
+        </w:tc>
+      </w:tr>
+      <w:tr>
+        <w:trPr/>
+        <w:tc>
+          <w:tcPr>
+            <w:tcBorders>
+              <w:top w:val="single" w:sz="4" w:space="0" w:color="BFBFBF"/>
+              <w:bottom w:val="single" w:sz="4" w:space="0" w:color="BFBFBF"/>
+              <w:left w:val="single" w:sz="4" w:space="0" w:color="BFBFBF"/>
+              <w:right w:val="single" w:sz="4" w:space="0" w:color="BFBFBF"/>
+            </w:tcBorders>
+            <w:shd w:fill="F2F7FB" w:val="clear"/>
+            <w:tcMar>
+              <w:top w:w="50" w:type="dxa"/>
+              <w:bottom w:w="50" w:type="dxa"/>
+              <w:left w:w="100" w:type="dxa"/>
+              <w:right w:w="100" w:type="dxa"/>
+            </w:tcMar>
+          </w:tcPr>
+          <w:p>
+            <w:pPr>
+              <w:pStyle w:val="Compact"/>
+              <w:spacing w:before="20" w:after="20" w:line="280" w:lineRule="exact"/>
+              <w:jc w:val="left"/>
+            </w:pPr>
+            <w:r>
+              <w:rPr>
+                <w:rFonts w:ascii="Arial" w:hAnsi="Arial" w:eastAsia="맑은 고딕"/>
+                <w:color w:val="333333"/>
+                <w:sz w:val="18"/>
+              </w:rPr>
+              <w:t xml:space="preserve">2</w:t>
+            </w:r>
+          </w:p>
+        </w:tc>
+        <w:tc>
+          <w:tcPr>
+            <w:tcBorders>
+              <w:top w:val="single" w:sz="4" w:space="0" w:color="BFBFBF"/>
+              <w:bottom w:val="single" w:sz="4" w:space="0" w:color="BFBFBF"/>
+              <w:left w:val="single" w:sz="4" w:space="0" w:color="BFBFBF"/>
+              <w:right w:val="single" w:sz="4" w:space="0" w:color="BFBFBF"/>
+            </w:tcBorders>
+            <w:shd w:fill="F2F7FB" w:val="clear"/>
+            <w:tcMar>
+              <w:top w:w="50" w:type="dxa"/>
+              <w:bottom w:w="50" w:type="dxa"/>
+              <w:left w:w="100" w:type="dxa"/>
+              <w:right w:w="100" w:type="dxa"/>
+            </w:tcMar>
+          </w:tcPr>
+          <w:p>
+            <w:pPr>
+              <w:pStyle w:val="Compact"/>
+              <w:spacing w:before="20" w:after="20" w:line="280" w:lineRule="exact"/>
+              <w:jc w:val="left"/>
+            </w:pPr>
+            <w:r>
+              <w:rPr>
+                <w:rFonts w:ascii="Arial" w:hAnsi="Arial" w:eastAsia="맑은 고딕"/>
+                <w:color w:val="333333"/>
+                <w:sz w:val="18"/>
+              </w:rPr>
+              <w:t xml:space="preserve">이름/연락처/이메일/로그인ID 입력</w:t>
+            </w:r>
+          </w:p>
+        </w:tc>
+        <w:tc>
+          <w:tcPr>
+            <w:tcBorders>
+              <w:top w:val="single" w:sz="4" w:space="0" w:color="BFBFBF"/>
+              <w:bottom w:val="single" w:sz="4" w:space="0" w:color="BFBFBF"/>
+              <w:left w:val="single" w:sz="4" w:space="0" w:color="BFBFBF"/>
+              <w:right w:val="single" w:sz="4" w:space="0" w:color="BFBFBF"/>
+            </w:tcBorders>
+            <w:shd w:fill="F2F7FB" w:val="clear"/>
+            <w:tcMar>
+              <w:top w:w="50" w:type="dxa"/>
+              <w:bottom w:w="50" w:type="dxa"/>
+              <w:left w:w="100" w:type="dxa"/>
+              <w:right w:w="100" w:type="dxa"/>
+            </w:tcMar>
+          </w:tcPr>
+          <w:p>
+            <w:pPr>
+              <w:pStyle w:val="Compact"/>
+              <w:spacing w:before="20" w:after="20" w:line="280" w:lineRule="exact"/>
+              <w:jc w:val="left"/>
+            </w:pPr>
+            <w:r>
+              <w:rPr>
+                <w:rFonts w:ascii="Arial" w:hAnsi="Arial" w:eastAsia="맑은 고딕"/>
+                <w:color w:val="333333"/>
+                <w:sz w:val="18"/>
+              </w:rPr>
+              <w:t xml:space="preserve">실시간 유효성 검증</w:t>
+            </w:r>
+          </w:p>
+        </w:tc>
+        <w:tc>
+          <w:tcPr>
+            <w:tcBorders>
+              <w:top w:val="single" w:sz="4" w:space="0" w:color="BFBFBF"/>
+              <w:bottom w:val="single" w:sz="4" w:space="0" w:color="BFBFBF"/>
+              <w:left w:val="single" w:sz="4" w:space="0" w:color="BFBFBF"/>
+              <w:right w:val="single" w:sz="4" w:space="0" w:color="BFBFBF"/>
+            </w:tcBorders>
+            <w:shd w:fill="F2F7FB" w:val="clear"/>
+            <w:tcMar>
+              <w:top w:w="50" w:type="dxa"/>
+              <w:bottom w:w="50" w:type="dxa"/>
+              <w:left w:w="100" w:type="dxa"/>
+              <w:right w:w="100" w:type="dxa"/>
+            </w:tcMar>
+          </w:tcPr>
+          <w:p>
+            <w:pPr>
+              <w:pStyle w:val="Compact"/>
+              <w:spacing w:before="20" w:after="20" w:line="280" w:lineRule="exact"/>
+              <w:jc w:val="left"/>
+            </w:pPr>
+            <w:r>
+              <w:rPr>
+                <w:rFonts w:ascii="Arial" w:hAnsi="Arial" w:eastAsia="맑은 고딕"/>
+                <w:color w:val="333333"/>
+                <w:sz w:val="18"/>
+              </w:rPr>
+              <w:t xml:space="preserve">로그인ID 4~20자 영문+숫자</w:t>
+            </w:r>
+          </w:p>
+        </w:tc>
+      </w:tr>
+      <w:tr>
+        <w:trPr/>
+        <w:tc>
+          <w:tcPr>
+            <w:tcBorders>
+              <w:top w:val="single" w:sz="4" w:space="0" w:color="BFBFBF"/>
+              <w:bottom w:val="single" w:sz="4" w:space="0" w:color="BFBFBF"/>
+              <w:left w:val="single" w:sz="4" w:space="0" w:color="BFBFBF"/>
+              <w:right w:val="single" w:sz="4" w:space="0" w:color="BFBFBF"/>
+            </w:tcBorders>
+            <w:tcMar>
+              <w:top w:w="50" w:type="dxa"/>
+              <w:bottom w:w="50" w:type="dxa"/>
+              <w:left w:w="100" w:type="dxa"/>
+              <w:right w:w="100" w:type="dxa"/>
+            </w:tcMar>
+          </w:tcPr>
+          <w:p>
+            <w:pPr>
+              <w:pStyle w:val="Compact"/>
+              <w:spacing w:before="20" w:after="20" w:line="280" w:lineRule="exact"/>
+              <w:jc w:val="left"/>
+            </w:pPr>
+            <w:r>
+              <w:rPr>
+                <w:rFonts w:ascii="Arial" w:hAnsi="Arial" w:eastAsia="맑은 고딕"/>
+                <w:color w:val="333333"/>
+                <w:sz w:val="18"/>
+              </w:rPr>
+              <w:t xml:space="preserve">3</w:t>
+            </w:r>
+          </w:p>
+        </w:tc>
+        <w:tc>
+          <w:tcPr>
+            <w:tcBorders>
+              <w:top w:val="single" w:sz="4" w:space="0" w:color="BFBFBF"/>
+              <w:bottom w:val="single" w:sz="4" w:space="0" w:color="BFBFBF"/>
+              <w:left w:val="single" w:sz="4" w:space="0" w:color="BFBFBF"/>
+              <w:right w:val="single" w:sz="4" w:space="0" w:color="BFBFBF"/>
+            </w:tcBorders>
+            <w:tcMar>
+              <w:top w:w="50" w:type="dxa"/>
+              <w:bottom w:w="50" w:type="dxa"/>
+              <w:left w:w="100" w:type="dxa"/>
+              <w:right w:w="100" w:type="dxa"/>
+            </w:tcMar>
+          </w:tcPr>
+          <w:p>
+            <w:pPr>
+              <w:pStyle w:val="Compact"/>
+              <w:spacing w:before="20" w:after="20" w:line="280" w:lineRule="exact"/>
+              <w:jc w:val="left"/>
+            </w:pPr>
+            <w:r>
+              <w:rPr>
+                <w:rFonts w:ascii="Arial" w:hAnsi="Arial" w:eastAsia="맑은 고딕"/>
+                <w:color w:val="333333"/>
+                <w:sz w:val="18"/>
+              </w:rPr>
+              <w:t xml:space="preserve">[중복확인] 클릭</w:t>
+            </w:r>
+          </w:p>
+        </w:tc>
+        <w:tc>
+          <w:tcPr>
+            <w:tcBorders>
+              <w:top w:val="single" w:sz="4" w:space="0" w:color="BFBFBF"/>
+              <w:bottom w:val="single" w:sz="4" w:space="0" w:color="BFBFBF"/>
+              <w:left w:val="single" w:sz="4" w:space="0" w:color="BFBFBF"/>
+              <w:right w:val="single" w:sz="4" w:space="0" w:color="BFBFBF"/>
+            </w:tcBorders>
+            <w:tcMar>
+              <w:top w:w="50" w:type="dxa"/>
+              <w:bottom w:w="50" w:type="dxa"/>
+              <w:left w:w="100" w:type="dxa"/>
+              <w:right w:w="100" w:type="dxa"/>
+            </w:tcMar>
+          </w:tcPr>
+          <w:p>
+            <w:pPr>
+              <w:pStyle w:val="Compact"/>
+              <w:spacing w:before="20" w:after="20" w:line="280" w:lineRule="exact"/>
+              <w:jc w:val="left"/>
+            </w:pPr>
+            <w:r>
+              <w:rPr>
+                <w:rStyle w:val="VerbatimChar"/>
+                <w:rFonts w:ascii="Arial" w:hAnsi="Arial" w:eastAsia="맑은 고딕"/>
+                <w:color w:val="333333"/>
+                <w:sz w:val="18"/>
+              </w:rPr>
+              <w:t xml:space="preserve">GET /api/staff/check-loginid?id=xxx</w:t>
+            </w:r>
+          </w:p>
+        </w:tc>
+        <w:tc>
+          <w:tcPr>
+            <w:tcBorders>
+              <w:top w:val="single" w:sz="4" w:space="0" w:color="BFBFBF"/>
+              <w:bottom w:val="single" w:sz="4" w:space="0" w:color="BFBFBF"/>
+              <w:left w:val="single" w:sz="4" w:space="0" w:color="BFBFBF"/>
+              <w:right w:val="single" w:sz="4" w:space="0" w:color="BFBFBF"/>
+            </w:tcBorders>
+            <w:tcMar>
+              <w:top w:w="50" w:type="dxa"/>
+              <w:bottom w:w="50" w:type="dxa"/>
+              <w:left w:w="100" w:type="dxa"/>
+              <w:right w:w="100" w:type="dxa"/>
+            </w:tcMar>
+          </w:tcPr>
+          <w:p>
+            <w:pPr>
+              <w:pStyle w:val="Compact"/>
+              <w:spacing w:before="20" w:after="20" w:line="280" w:lineRule="exact"/>
+              <w:jc w:val="left"/>
+            </w:pPr>
+            <w:r>
+              <w:rPr>
+                <w:rFonts w:ascii="Arial" w:hAnsi="Arial" w:eastAsia="맑은 고딕"/>
+                <w:color w:val="333333"/>
+                <w:sz w:val="18"/>
+              </w:rPr>
+              <w:t xml:space="preserve">“</w:t>
+            </w:r>
+            <w:r>
+              <w:rPr>
+                <w:rFonts w:ascii="Arial" w:hAnsi="Arial" w:eastAsia="맑은 고딕"/>
+                <w:color w:val="333333"/>
+                <w:sz w:val="18"/>
+              </w:rPr>
+              <w:t xml:space="preserve">사용 가능</w:t>
+            </w:r>
+            <w:r>
+              <w:rPr>
+                <w:rFonts w:ascii="Arial" w:hAnsi="Arial" w:eastAsia="맑은 고딕"/>
+                <w:color w:val="333333"/>
+                <w:sz w:val="18"/>
+              </w:rPr>
+              <w:t xml:space="preserve">”</w:t>
+            </w:r>
+            <w:r>
+              <w:rPr>
+                <w:rFonts w:ascii="Arial" w:hAnsi="Arial" w:eastAsia="맑은 고딕"/>
+                <w:color w:val="333333"/>
+                <w:sz w:val="18"/>
+              </w:rPr>
+              <w:t xml:space="preserve"> </w:t>
+            </w:r>
+            <w:r>
+              <w:rPr>
+                <w:rFonts w:ascii="Arial" w:hAnsi="Arial" w:eastAsia="맑은 고딕"/>
+                <w:color w:val="333333"/>
+                <w:sz w:val="18"/>
+              </w:rPr>
+              <w:t xml:space="preserve">또는</w:t>
+            </w:r>
+            <w:r>
+              <w:rPr>
+                <w:rFonts w:ascii="Arial" w:hAnsi="Arial" w:eastAsia="맑은 고딕"/>
+                <w:color w:val="333333"/>
+                <w:sz w:val="18"/>
+              </w:rPr>
+              <w:t xml:space="preserve"> </w:t>
+            </w:r>
+            <w:r>
+              <w:rPr>
+                <w:rFonts w:ascii="Arial" w:hAnsi="Arial" w:eastAsia="맑은 고딕"/>
+                <w:color w:val="333333"/>
+                <w:sz w:val="18"/>
+              </w:rPr>
+              <w:t xml:space="preserve">“</w:t>
+            </w:r>
+            <w:r>
+              <w:rPr>
+                <w:rFonts w:ascii="Arial" w:hAnsi="Arial" w:eastAsia="맑은 고딕"/>
+                <w:color w:val="333333"/>
+                <w:sz w:val="18"/>
+              </w:rPr>
+              <w:t xml:space="preserve">중복</w:t>
+            </w:r>
+            <w:r>
+              <w:rPr>
+                <w:rFonts w:ascii="Arial" w:hAnsi="Arial" w:eastAsia="맑은 고딕"/>
+                <w:color w:val="333333"/>
+                <w:sz w:val="18"/>
+              </w:rPr>
+              <w:t xml:space="preserve">”</w:t>
+            </w:r>
+            <w:r>
+              <w:rPr>
+                <w:rFonts w:ascii="Arial" w:hAnsi="Arial" w:eastAsia="맑은 고딕"/>
+                <w:color w:val="333333"/>
+                <w:sz w:val="18"/>
+              </w:rPr>
+              <w:t xml:space="preserve"> </w:t>
+            </w:r>
+            <w:r>
+              <w:rPr>
+                <w:rFonts w:ascii="Arial" w:hAnsi="Arial" w:eastAsia="맑은 고딕"/>
+                <w:color w:val="333333"/>
+                <w:sz w:val="18"/>
+              </w:rPr>
+              <w:t xml:space="preserve">표시</w:t>
+            </w:r>
+          </w:p>
+        </w:tc>
+      </w:tr>
+      <w:tr>
+        <w:trPr/>
+        <w:tc>
+          <w:tcPr>
+            <w:tcBorders>
+              <w:top w:val="single" w:sz="4" w:space="0" w:color="BFBFBF"/>
+              <w:bottom w:val="single" w:sz="4" w:space="0" w:color="BFBFBF"/>
+              <w:left w:val="single" w:sz="4" w:space="0" w:color="BFBFBF"/>
+              <w:right w:val="single" w:sz="4" w:space="0" w:color="BFBFBF"/>
+            </w:tcBorders>
+            <w:shd w:fill="F2F7FB" w:val="clear"/>
+            <w:tcMar>
+              <w:top w:w="50" w:type="dxa"/>
+              <w:bottom w:w="50" w:type="dxa"/>
+              <w:left w:w="100" w:type="dxa"/>
+              <w:right w:w="100" w:type="dxa"/>
+            </w:tcMar>
+          </w:tcPr>
+          <w:p>
+            <w:pPr>
+              <w:pStyle w:val="Compact"/>
+              <w:spacing w:before="20" w:after="20" w:line="280" w:lineRule="exact"/>
+              <w:jc w:val="left"/>
+            </w:pPr>
+            <w:r>
+              <w:rPr>
+                <w:rFonts w:ascii="Arial" w:hAnsi="Arial" w:eastAsia="맑은 고딕"/>
+                <w:color w:val="333333"/>
+                <w:sz w:val="18"/>
+              </w:rPr>
+              <w:t xml:space="preserve">4</w:t>
+            </w:r>
+          </w:p>
+        </w:tc>
+        <w:tc>
+          <w:tcPr>
+            <w:tcBorders>
+              <w:top w:val="single" w:sz="4" w:space="0" w:color="BFBFBF"/>
+              <w:bottom w:val="single" w:sz="4" w:space="0" w:color="BFBFBF"/>
+              <w:left w:val="single" w:sz="4" w:space="0" w:color="BFBFBF"/>
+              <w:right w:val="single" w:sz="4" w:space="0" w:color="BFBFBF"/>
+            </w:tcBorders>
+            <w:shd w:fill="F2F7FB" w:val="clear"/>
+            <w:tcMar>
+              <w:top w:w="50" w:type="dxa"/>
+              <w:bottom w:w="50" w:type="dxa"/>
+              <w:left w:w="100" w:type="dxa"/>
+              <w:right w:w="100" w:type="dxa"/>
+            </w:tcMar>
+          </w:tcPr>
+          <w:p>
+            <w:pPr>
+              <w:pStyle w:val="Compact"/>
+              <w:spacing w:before="20" w:after="20" w:line="280" w:lineRule="exact"/>
+              <w:jc w:val="left"/>
+            </w:pPr>
+            <w:r>
+              <w:rPr>
+                <w:rFonts w:ascii="Arial" w:hAnsi="Arial" w:eastAsia="맑은 고딕"/>
+                <w:color w:val="333333"/>
+                <w:sz w:val="18"/>
+              </w:rPr>
+              <w:t xml:space="preserve">소속팀 선택 후 [초대]</w:t>
+            </w:r>
+          </w:p>
+        </w:tc>
+        <w:tc>
+          <w:tcPr>
+            <w:tcBorders>
+              <w:top w:val="single" w:sz="4" w:space="0" w:color="BFBFBF"/>
+              <w:bottom w:val="single" w:sz="4" w:space="0" w:color="BFBFBF"/>
+              <w:left w:val="single" w:sz="4" w:space="0" w:color="BFBFBF"/>
+              <w:right w:val="single" w:sz="4" w:space="0" w:color="BFBFBF"/>
+            </w:tcBorders>
+            <w:shd w:fill="F2F7FB" w:val="clear"/>
+            <w:tcMar>
+              <w:top w:w="50" w:type="dxa"/>
+              <w:bottom w:w="50" w:type="dxa"/>
+              <w:left w:w="100" w:type="dxa"/>
+              <w:right w:w="100" w:type="dxa"/>
+            </w:tcMar>
+          </w:tcPr>
+          <w:p>
+            <w:pPr>
+              <w:pStyle w:val="Compact"/>
+              <w:spacing w:before="20" w:after="20" w:line="280" w:lineRule="exact"/>
+              <w:jc w:val="left"/>
+            </w:pPr>
+            <w:r>
+              <w:rPr>
+                <w:rStyle w:val="VerbatimChar"/>
+                <w:rFonts w:ascii="Arial" w:hAnsi="Arial" w:eastAsia="맑은 고딕"/>
+                <w:color w:val="333333"/>
+                <w:sz w:val="18"/>
+              </w:rPr>
+              <w:t xml:space="preserve">POST /api/staff/invite</w:t>
+            </w:r>
+            <w:r>
+              <w:rPr>
+                <w:rFonts w:ascii="Arial" w:hAnsi="Arial" w:eastAsia="맑은 고딕"/>
+                <w:color w:val="333333"/>
+                <w:sz w:val="18"/>
+              </w:rPr>
+              <w:t xml:space="preserve"> </w:t>
+            </w:r>
+            <w:r>
+              <w:rPr>
+                <w:rFonts w:ascii="Arial" w:hAnsi="Arial" w:eastAsia="맑은 고딕"/>
+                <w:color w:val="333333"/>
+                <w:sz w:val="18"/>
+              </w:rPr>
+              <w:t xml:space="preserve">→ 초대 이메일 발송</w:t>
+            </w:r>
+          </w:p>
+        </w:tc>
+        <w:tc>
+          <w:tcPr>
+            <w:tcBorders>
+              <w:top w:val="single" w:sz="4" w:space="0" w:color="BFBFBF"/>
+              <w:bottom w:val="single" w:sz="4" w:space="0" w:color="BFBFBF"/>
+              <w:left w:val="single" w:sz="4" w:space="0" w:color="BFBFBF"/>
+              <w:right w:val="single" w:sz="4" w:space="0" w:color="BFBFBF"/>
+            </w:tcBorders>
+            <w:shd w:fill="F2F7FB" w:val="clear"/>
+            <w:tcMar>
+              <w:top w:w="50" w:type="dxa"/>
+              <w:bottom w:w="50" w:type="dxa"/>
+              <w:left w:w="100" w:type="dxa"/>
+              <w:right w:w="100" w:type="dxa"/>
+            </w:tcMar>
+          </w:tcPr>
+          <w:p>
+            <w:pPr>
+              <w:pStyle w:val="Compact"/>
+              <w:spacing w:before="20" w:after="20" w:line="280" w:lineRule="exact"/>
+              <w:jc w:val="left"/>
+            </w:pPr>
+            <w:r>
+              <w:rPr>
+                <w:rFonts w:ascii="Arial" w:hAnsi="Arial" w:eastAsia="맑은 고딕"/>
+                <w:color w:val="333333"/>
+                <w:sz w:val="18"/>
+              </w:rPr>
+              <w:t xml:space="preserve">status=invited, 토큰 48시간 유효</w:t>
+            </w:r>
+          </w:p>
+        </w:tc>
+      </w:tr>
+      <w:tr>
+        <w:trPr/>
+        <w:tc>
+          <w:tcPr>
+            <w:tcBorders>
+              <w:top w:val="single" w:sz="4" w:space="0" w:color="BFBFBF"/>
+              <w:bottom w:val="single" w:sz="4" w:space="0" w:color="BFBFBF"/>
+              <w:left w:val="single" w:sz="4" w:space="0" w:color="BFBFBF"/>
+              <w:right w:val="single" w:sz="4" w:space="0" w:color="BFBFBF"/>
+            </w:tcBorders>
+            <w:tcMar>
+              <w:top w:w="50" w:type="dxa"/>
+              <w:bottom w:w="50" w:type="dxa"/>
+              <w:left w:w="100" w:type="dxa"/>
+              <w:right w:w="100" w:type="dxa"/>
+            </w:tcMar>
+          </w:tcPr>
+          <w:p>
+            <w:pPr>
+              <w:pStyle w:val="Compact"/>
+              <w:spacing w:before="20" w:after="20" w:line="280" w:lineRule="exact"/>
+              <w:jc w:val="left"/>
+            </w:pPr>
+            <w:r>
+              <w:rPr>
+                <w:rFonts w:ascii="Arial" w:hAnsi="Arial" w:eastAsia="맑은 고딕"/>
+                <w:color w:val="333333"/>
+                <w:sz w:val="18"/>
+              </w:rPr>
+              <w:t xml:space="preserve">5</w:t>
+            </w:r>
+          </w:p>
+        </w:tc>
+        <w:tc>
+          <w:tcPr>
+            <w:tcBorders>
+              <w:top w:val="single" w:sz="4" w:space="0" w:color="BFBFBF"/>
+              <w:bottom w:val="single" w:sz="4" w:space="0" w:color="BFBFBF"/>
+              <w:left w:val="single" w:sz="4" w:space="0" w:color="BFBFBF"/>
+              <w:right w:val="single" w:sz="4" w:space="0" w:color="BFBFBF"/>
+            </w:tcBorders>
+            <w:tcMar>
+              <w:top w:w="50" w:type="dxa"/>
+              <w:bottom w:w="50" w:type="dxa"/>
+              <w:left w:w="100" w:type="dxa"/>
+              <w:right w:w="100" w:type="dxa"/>
+            </w:tcMar>
+          </w:tcPr>
+          <w:p>
+            <w:pPr>
+              <w:pStyle w:val="Compact"/>
+              <w:spacing w:before="20" w:after="20" w:line="280" w:lineRule="exact"/>
+              <w:jc w:val="left"/>
+            </w:pPr>
+            <w:r>
+              <w:rPr>
+                <w:rFonts w:ascii="Arial" w:hAnsi="Arial" w:eastAsia="맑은 고딕"/>
+                <w:color w:val="333333"/>
+                <w:sz w:val="18"/>
+              </w:rPr>
+              <w:t xml:space="preserve">초대받은 직원: 이메일 링크 클릭 → 비밀번호 설정</w:t>
+            </w:r>
+          </w:p>
+        </w:tc>
+        <w:tc>
+          <w:tcPr>
+            <w:tcBorders>
+              <w:top w:val="single" w:sz="4" w:space="0" w:color="BFBFBF"/>
+              <w:bottom w:val="single" w:sz="4" w:space="0" w:color="BFBFBF"/>
+              <w:left w:val="single" w:sz="4" w:space="0" w:color="BFBFBF"/>
+              <w:right w:val="single" w:sz="4" w:space="0" w:color="BFBFBF"/>
+            </w:tcBorders>
+            <w:tcMar>
+              <w:top w:w="50" w:type="dxa"/>
+              <w:bottom w:w="50" w:type="dxa"/>
+              <w:left w:w="100" w:type="dxa"/>
+              <w:right w:w="100" w:type="dxa"/>
+            </w:tcMar>
+          </w:tcPr>
+          <w:p>
+            <w:pPr>
+              <w:pStyle w:val="Compact"/>
+              <w:spacing w:before="20" w:after="20" w:line="280" w:lineRule="exact"/>
+              <w:jc w:val="left"/>
+            </w:pPr>
+            <w:r>
+              <w:rPr>
+                <w:rStyle w:val="VerbatimChar"/>
+                <w:rFonts w:ascii="Arial" w:hAnsi="Arial" w:eastAsia="맑은 고딕"/>
+                <w:color w:val="333333"/>
+                <w:sz w:val="18"/>
+              </w:rPr>
+              <w:t xml:space="preserve">POST /api/staff/set-password</w:t>
+            </w:r>
+          </w:p>
+        </w:tc>
+        <w:tc>
+          <w:tcPr>
+            <w:tcBorders>
+              <w:top w:val="single" w:sz="4" w:space="0" w:color="BFBFBF"/>
+              <w:bottom w:val="single" w:sz="4" w:space="0" w:color="BFBFBF"/>
+              <w:left w:val="single" w:sz="4" w:space="0" w:color="BFBFBF"/>
+              <w:right w:val="single" w:sz="4" w:space="0" w:color="BFBFBF"/>
+            </w:tcBorders>
+            <w:tcMar>
+              <w:top w:w="50" w:type="dxa"/>
+              <w:bottom w:w="50" w:type="dxa"/>
+              <w:left w:w="100" w:type="dxa"/>
+              <w:right w:w="100" w:type="dxa"/>
+            </w:tcMar>
+          </w:tcPr>
+          <w:p>
+            <w:pPr>
+              <w:pStyle w:val="Compact"/>
+              <w:spacing w:before="20" w:after="20" w:line="280" w:lineRule="exact"/>
+              <w:jc w:val="left"/>
+            </w:pPr>
+            <w:r>
+              <w:rPr>
+                <w:rFonts w:ascii="Arial" w:hAnsi="Arial" w:eastAsia="맑은 고딕"/>
+                <w:color w:val="333333"/>
+                <w:sz w:val="18"/>
+              </w:rPr>
+              <w:t xml:space="preserve">status→pending_approval</w:t>
+            </w:r>
+          </w:p>
+        </w:tc>
+      </w:tr>
+      <w:tr>
+        <w:trPr/>
+        <w:tc>
+          <w:tcPr>
+            <w:tcBorders>
+              <w:top w:val="single" w:sz="4" w:space="0" w:color="BFBFBF"/>
+              <w:bottom w:val="single" w:sz="4" w:space="0" w:color="BFBFBF"/>
+              <w:left w:val="single" w:sz="4" w:space="0" w:color="BFBFBF"/>
+              <w:right w:val="single" w:sz="4" w:space="0" w:color="BFBFBF"/>
+            </w:tcBorders>
+            <w:shd w:fill="F2F7FB" w:val="clear"/>
+            <w:tcMar>
+              <w:top w:w="50" w:type="dxa"/>
+              <w:bottom w:w="50" w:type="dxa"/>
+              <w:left w:w="100" w:type="dxa"/>
+              <w:right w:w="100" w:type="dxa"/>
+            </w:tcMar>
+          </w:tcPr>
+          <w:p>
+            <w:pPr>
+              <w:pStyle w:val="Compact"/>
+              <w:spacing w:before="20" w:after="20" w:line="280" w:lineRule="exact"/>
+              <w:jc w:val="left"/>
+            </w:pPr>
+            <w:r>
+              <w:rPr>
+                <w:rFonts w:ascii="Arial" w:hAnsi="Arial" w:eastAsia="맑은 고딕"/>
+                <w:color w:val="333333"/>
+                <w:sz w:val="18"/>
+              </w:rPr>
+              <w:t xml:space="preserve">6</w:t>
+            </w:r>
+          </w:p>
+        </w:tc>
+        <w:tc>
+          <w:tcPr>
+            <w:tcBorders>
+              <w:top w:val="single" w:sz="4" w:space="0" w:color="BFBFBF"/>
+              <w:bottom w:val="single" w:sz="4" w:space="0" w:color="BFBFBF"/>
+              <w:left w:val="single" w:sz="4" w:space="0" w:color="BFBFBF"/>
+              <w:right w:val="single" w:sz="4" w:space="0" w:color="BFBFBF"/>
+            </w:tcBorders>
+            <w:shd w:fill="F2F7FB" w:val="clear"/>
+            <w:tcMar>
+              <w:top w:w="50" w:type="dxa"/>
+              <w:bottom w:w="50" w:type="dxa"/>
+              <w:left w:w="100" w:type="dxa"/>
+              <w:right w:w="100" w:type="dxa"/>
+            </w:tcMar>
+          </w:tcPr>
+          <w:p>
+            <w:pPr>
+              <w:pStyle w:val="Compact"/>
+              <w:spacing w:before="20" w:after="20" w:line="280" w:lineRule="exact"/>
+              <w:jc w:val="left"/>
+            </w:pPr>
+            <w:r>
+              <w:rPr>
+                <w:rFonts w:ascii="Arial" w:hAnsi="Arial" w:eastAsia="맑은 고딕"/>
+                <w:color w:val="333333"/>
+                <w:sz w:val="18"/>
+              </w:rPr>
+              <w:t xml:space="preserve">관리자: 승인 대기 목록에서 확인 → [승인]</w:t>
+            </w:r>
+          </w:p>
+        </w:tc>
+        <w:tc>
+          <w:tcPr>
+            <w:tcBorders>
+              <w:top w:val="single" w:sz="4" w:space="0" w:color="BFBFBF"/>
+              <w:bottom w:val="single" w:sz="4" w:space="0" w:color="BFBFBF"/>
+              <w:left w:val="single" w:sz="4" w:space="0" w:color="BFBFBF"/>
+              <w:right w:val="single" w:sz="4" w:space="0" w:color="BFBFBF"/>
+            </w:tcBorders>
+            <w:shd w:fill="F2F7FB" w:val="clear"/>
+            <w:tcMar>
+              <w:top w:w="50" w:type="dxa"/>
+              <w:bottom w:w="50" w:type="dxa"/>
+              <w:left w:w="100" w:type="dxa"/>
+              <w:right w:w="100" w:type="dxa"/>
+            </w:tcMar>
+          </w:tcPr>
+          <w:p>
+            <w:pPr>
+              <w:pStyle w:val="Compact"/>
+              <w:spacing w:before="20" w:after="20" w:line="280" w:lineRule="exact"/>
+              <w:jc w:val="left"/>
+            </w:pPr>
+            <w:r>
+              <w:rPr>
+                <w:rStyle w:val="VerbatimChar"/>
+                <w:rFonts w:ascii="Arial" w:hAnsi="Arial" w:eastAsia="맑은 고딕"/>
+                <w:color w:val="333333"/>
+                <w:sz w:val="18"/>
+              </w:rPr>
+              <w:t xml:space="preserve">PATCH /api/staff/:id/approve</w:t>
+            </w:r>
+          </w:p>
+        </w:tc>
+        <w:tc>
+          <w:tcPr>
+            <w:tcBorders>
+              <w:top w:val="single" w:sz="4" w:space="0" w:color="BFBFBF"/>
+              <w:bottom w:val="single" w:sz="4" w:space="0" w:color="BFBFBF"/>
+              <w:left w:val="single" w:sz="4" w:space="0" w:color="BFBFBF"/>
+              <w:right w:val="single" w:sz="4" w:space="0" w:color="BFBFBF"/>
+            </w:tcBorders>
+            <w:shd w:fill="F2F7FB" w:val="clear"/>
+            <w:tcMar>
+              <w:top w:w="50" w:type="dxa"/>
+              <w:bottom w:w="50" w:type="dxa"/>
+              <w:left w:w="100" w:type="dxa"/>
+              <w:right w:w="100" w:type="dxa"/>
+            </w:tcMar>
+          </w:tcPr>
+          <w:p>
+            <w:pPr>
+              <w:pStyle w:val="Compact"/>
+              <w:spacing w:before="20" w:after="20" w:line="280" w:lineRule="exact"/>
+              <w:jc w:val="left"/>
+            </w:pPr>
+            <w:r>
+              <w:rPr>
+                <w:rFonts w:ascii="Arial" w:hAnsi="Arial" w:eastAsia="맑은 고딕"/>
+                <w:color w:val="333333"/>
+                <w:sz w:val="18"/>
+              </w:rPr>
+              <w:t xml:space="preserve">status→active</w:t>
+            </w:r>
+          </w:p>
+        </w:tc>
+      </w:tr>
+    </w:tbl>
+    <w:p>
+      <w:pPr>
+        <w:pStyle w:val="Heading3"/>
+      </w:pPr>
+      <w:bookmarkStart w:id="37" w:name="시나리오-2-비밀번호-변경-마이페이지"/>
+      <w:r>
+        <w:t xml:space="preserve">시나리오 2: 비밀번호 변경 (마이페이지)</w:t>
+      </w:r>
+      <w:bookmarkEnd w:id="37"/>
+    </w:p>
+    <w:tbl>
+      <w:tblPr>
+        <w:tblStyle w:val="Table"/>
+        <w:jc w:val="center"/>
+        <w:tblLook w:firstRow="1"/>
+        <w:tblW w:w="5000" w:type="pct"/>
+      </w:tblPr>
+      <w:tblGrid/>
+      <w:tr>
+        <w:trPr>
+          <w:cnfStyle w:firstRow="1"/>
+          <w:tblHeader/>
+        </w:trPr>
+        <w:tc>
+          <w:tcPr>
+            <w:tcBorders>
+              <w:bottom w:val="single"/>
+            </w:tcBorders>
+            <w:vAlign w:val="bottom"/>
+            <w:tcBorders>
+              <w:top w:val="single" w:sz="6" w:space="0" w:color="2E75B6"/>
+              <w:bottom w:val="single" w:sz="6" w:space="0" w:color="2E75B6"/>
+              <w:left w:val="single" w:sz="4" w:space="0" w:color="BFBFBF"/>
+              <w:right w:val="single" w:sz="4" w:space="0" w:color="BFBFBF"/>
+            </w:tcBorders>
+            <w:shd w:fill="2E75B6" w:val="clear"/>
+            <w:tcMar>
+              <w:top w:w="50" w:type="dxa"/>
+              <w:bottom w:w="50" w:type="dxa"/>
+              <w:left w:w="100" w:type="dxa"/>
+              <w:right w:w="100" w:type="dxa"/>
+            </w:tcMar>
+          </w:tcPr>
+          <w:p>
+            <w:pPr>
+              <w:pStyle w:val="Compact"/>
+              <w:spacing w:before="20" w:after="20" w:line="280" w:lineRule="exact"/>
+              <w:jc w:val="left"/>
+            </w:pPr>
+            <w:r>
+              <w:rPr>
+                <w:rFonts w:ascii="Arial" w:hAnsi="Arial" w:eastAsia="맑은 고딕"/>
+                <w:b/>
+                <w:color w:val="FFFFFF"/>
+                <w:sz w:val="18"/>
+              </w:rPr>
+              <w:t xml:space="preserve">단계</w:t>
+            </w:r>
+          </w:p>
+        </w:tc>
+        <w:tc>
+          <w:tcPr>
+            <w:tcBorders>
+              <w:bottom w:val="single"/>
+            </w:tcBorders>
+            <w:vAlign w:val="bottom"/>
+            <w:tcBorders>
+              <w:top w:val="single" w:sz="6" w:space="0" w:color="2E75B6"/>
+              <w:bottom w:val="single" w:sz="6" w:space="0" w:color="2E75B6"/>
+              <w:left w:val="single" w:sz="4" w:space="0" w:color="BFBFBF"/>
+              <w:right w:val="single" w:sz="4" w:space="0" w:color="BFBFBF"/>
+            </w:tcBorders>
+            <w:shd w:fill="2E75B6" w:val="clear"/>
+            <w:tcMar>
+              <w:top w:w="50" w:type="dxa"/>
+              <w:bottom w:w="50" w:type="dxa"/>
+              <w:left w:w="100" w:type="dxa"/>
+              <w:right w:w="100" w:type="dxa"/>
+            </w:tcMar>
+          </w:tcPr>
+          <w:p>
+            <w:pPr>
+              <w:pStyle w:val="Compact"/>
+              <w:spacing w:before="20" w:after="20" w:line="280" w:lineRule="exact"/>
+              <w:jc w:val="left"/>
+            </w:pPr>
+            <w:r>
+              <w:rPr>
+                <w:rFonts w:ascii="Arial" w:hAnsi="Arial" w:eastAsia="맑은 고딕"/>
+                <w:b/>
+                <w:color w:val="FFFFFF"/>
+                <w:sz w:val="18"/>
+              </w:rPr>
+              <w:t xml:space="preserve">사용자 행동</w:t>
+            </w:r>
+          </w:p>
+        </w:tc>
+        <w:tc>
+          <w:tcPr>
+            <w:tcBorders>
+              <w:bottom w:val="single"/>
+            </w:tcBorders>
+            <w:vAlign w:val="bottom"/>
+            <w:tcBorders>
+              <w:top w:val="single" w:sz="6" w:space="0" w:color="2E75B6"/>
+              <w:bottom w:val="single" w:sz="6" w:space="0" w:color="2E75B6"/>
+              <w:left w:val="single" w:sz="4" w:space="0" w:color="BFBFBF"/>
+              <w:right w:val="single" w:sz="4" w:space="0" w:color="BFBFBF"/>
+            </w:tcBorders>
+            <w:shd w:fill="2E75B6" w:val="clear"/>
+            <w:tcMar>
+              <w:top w:w="50" w:type="dxa"/>
+              <w:bottom w:w="50" w:type="dxa"/>
+              <w:left w:w="100" w:type="dxa"/>
+              <w:right w:w="100" w:type="dxa"/>
+            </w:tcMar>
+          </w:tcPr>
+          <w:p>
+            <w:pPr>
+              <w:pStyle w:val="Compact"/>
+              <w:spacing w:before="20" w:after="20" w:line="280" w:lineRule="exact"/>
+              <w:jc w:val="left"/>
+            </w:pPr>
+            <w:r>
+              <w:rPr>
+                <w:rFonts w:ascii="Arial" w:hAnsi="Arial" w:eastAsia="맑은 고딕"/>
+                <w:b/>
+                <w:color w:val="FFFFFF"/>
+                <w:sz w:val="18"/>
+              </w:rPr>
+              <w:t xml:space="preserve">시스템 응답</w:t>
+            </w:r>
+          </w:p>
+        </w:tc>
+        <w:tc>
+          <w:tcPr>
+            <w:tcBorders>
+              <w:bottom w:val="single"/>
+            </w:tcBorders>
+            <w:vAlign w:val="bottom"/>
+            <w:tcBorders>
+              <w:top w:val="single" w:sz="6" w:space="0" w:color="2E75B6"/>
+              <w:bottom w:val="single" w:sz="6" w:space="0" w:color="2E75B6"/>
+              <w:left w:val="single" w:sz="4" w:space="0" w:color="BFBFBF"/>
+              <w:right w:val="single" w:sz="4" w:space="0" w:color="BFBFBF"/>
+            </w:tcBorders>
+            <w:shd w:fill="2E75B6" w:val="clear"/>
+            <w:tcMar>
+              <w:top w:w="50" w:type="dxa"/>
+              <w:bottom w:w="50" w:type="dxa"/>
+              <w:left w:w="100" w:type="dxa"/>
+              <w:right w:w="100" w:type="dxa"/>
+            </w:tcMar>
+          </w:tcPr>
+          <w:p>
+            <w:pPr>
+              <w:pStyle w:val="Compact"/>
+              <w:spacing w:before="20" w:after="20" w:line="280" w:lineRule="exact"/>
+              <w:jc w:val="left"/>
+            </w:pPr>
+            <w:r>
+              <w:rPr>
+                <w:rFonts w:ascii="Arial" w:hAnsi="Arial" w:eastAsia="맑은 고딕"/>
+                <w:b/>
+                <w:color w:val="FFFFFF"/>
+                <w:sz w:val="18"/>
+              </w:rPr>
+              <w:t xml:space="preserve">검증 포인트</w:t>
+            </w:r>
+          </w:p>
+        </w:tc>
+      </w:tr>
+      <w:tr>
+        <w:trPr/>
+        <w:tc>
+          <w:tcPr>
+            <w:tcBorders>
+              <w:top w:val="single" w:sz="4" w:space="0" w:color="BFBFBF"/>
+              <w:bottom w:val="single" w:sz="4" w:space="0" w:color="BFBFBF"/>
+              <w:left w:val="single" w:sz="4" w:space="0" w:color="BFBFBF"/>
+              <w:right w:val="single" w:sz="4" w:space="0" w:color="BFBFBF"/>
+            </w:tcBorders>
+            <w:tcMar>
+              <w:top w:w="50" w:type="dxa"/>
+              <w:bottom w:w="50" w:type="dxa"/>
+              <w:left w:w="100" w:type="dxa"/>
+              <w:right w:w="100" w:type="dxa"/>
+            </w:tcMar>
+          </w:tcPr>
+          <w:p>
+            <w:pPr>
+              <w:pStyle w:val="Compact"/>
+              <w:spacing w:before="20" w:after="20" w:line="280" w:lineRule="exact"/>
+              <w:jc w:val="left"/>
+            </w:pPr>
+            <w:r>
+              <w:rPr>
+                <w:rFonts w:ascii="Arial" w:hAnsi="Arial" w:eastAsia="맑은 고딕"/>
+                <w:color w:val="333333"/>
+                <w:sz w:val="18"/>
+              </w:rPr>
+              <w:t xml:space="preserve">1</w:t>
+            </w:r>
+          </w:p>
+        </w:tc>
+        <w:tc>
+          <w:tcPr>
+            <w:tcBorders>
+              <w:top w:val="single" w:sz="4" w:space="0" w:color="BFBFBF"/>
+              <w:bottom w:val="single" w:sz="4" w:space="0" w:color="BFBFBF"/>
+              <w:left w:val="single" w:sz="4" w:space="0" w:color="BFBFBF"/>
+              <w:right w:val="single" w:sz="4" w:space="0" w:color="BFBFBF"/>
+            </w:tcBorders>
+            <w:tcMar>
+              <w:top w:w="50" w:type="dxa"/>
+              <w:bottom w:w="50" w:type="dxa"/>
+              <w:left w:w="100" w:type="dxa"/>
+              <w:right w:w="100" w:type="dxa"/>
+            </w:tcMar>
+          </w:tcPr>
+          <w:p>
+            <w:pPr>
+              <w:pStyle w:val="Compact"/>
+              <w:spacing w:before="20" w:after="20" w:line="280" w:lineRule="exact"/>
+              <w:jc w:val="left"/>
+            </w:pPr>
+            <w:r>
+              <w:rPr>
+                <w:rFonts w:ascii="Arial" w:hAnsi="Arial" w:eastAsia="맑은 고딕"/>
+                <w:color w:val="333333"/>
+                <w:sz w:val="18"/>
+              </w:rPr>
+              <w:t xml:space="preserve">마이페이지(자기 상세) 진입</w:t>
+            </w:r>
+          </w:p>
+        </w:tc>
+        <w:tc>
+          <w:tcPr>
+            <w:tcBorders>
+              <w:top w:val="single" w:sz="4" w:space="0" w:color="BFBFBF"/>
+              <w:bottom w:val="single" w:sz="4" w:space="0" w:color="BFBFBF"/>
+              <w:left w:val="single" w:sz="4" w:space="0" w:color="BFBFBF"/>
+              <w:right w:val="single" w:sz="4" w:space="0" w:color="BFBFBF"/>
+            </w:tcBorders>
+            <w:tcMar>
+              <w:top w:w="50" w:type="dxa"/>
+              <w:bottom w:w="50" w:type="dxa"/>
+              <w:left w:w="100" w:type="dxa"/>
+              <w:right w:w="100" w:type="dxa"/>
+            </w:tcMar>
+          </w:tcPr>
+          <w:p>
+            <w:pPr>
+              <w:pStyle w:val="Compact"/>
+              <w:spacing w:before="20" w:after="20" w:line="280" w:lineRule="exact"/>
+              <w:jc w:val="left"/>
+            </w:pPr>
+            <w:r>
+              <w:rPr>
+                <w:rFonts w:ascii="Arial" w:hAnsi="Arial" w:eastAsia="맑은 고딕"/>
+                <w:color w:val="333333"/>
+                <w:sz w:val="18"/>
+              </w:rPr>
+              <w:t xml:space="preserve">기본정보 + 비밀번호 변경 섹션 노출</w:t>
+            </w:r>
+          </w:p>
+        </w:tc>
+        <w:tc>
+          <w:tcPr>
+            <w:tcBorders>
+              <w:top w:val="single" w:sz="4" w:space="0" w:color="BFBFBF"/>
+              <w:bottom w:val="single" w:sz="4" w:space="0" w:color="BFBFBF"/>
+              <w:left w:val="single" w:sz="4" w:space="0" w:color="BFBFBF"/>
+              <w:right w:val="single" w:sz="4" w:space="0" w:color="BFBFBF"/>
+            </w:tcBorders>
+            <w:tcMar>
+              <w:top w:w="50" w:type="dxa"/>
+              <w:bottom w:w="50" w:type="dxa"/>
+              <w:left w:w="100" w:type="dxa"/>
+              <w:right w:w="100" w:type="dxa"/>
+            </w:tcMar>
+          </w:tcPr>
+          <w:p>
+            <w:pPr>
+              <w:pStyle w:val="Compact"/>
+              <w:spacing w:before="20" w:after="20" w:line="280" w:lineRule="exact"/>
+              <w:jc w:val="left"/>
+            </w:pPr>
+            <w:r>
+              <w:rPr>
+                <w:rFonts w:ascii="Arial" w:hAnsi="Arial" w:eastAsia="맑은 고딕"/>
+                <w:color w:val="333333"/>
+                <w:sz w:val="18"/>
+              </w:rPr>
+              <w:t xml:space="preserve">본인만 접근 가능</w:t>
+            </w:r>
+          </w:p>
+        </w:tc>
+      </w:tr>
+      <w:tr>
+        <w:trPr/>
+        <w:tc>
+          <w:tcPr>
+            <w:tcBorders>
+              <w:top w:val="single" w:sz="4" w:space="0" w:color="BFBFBF"/>
+              <w:bottom w:val="single" w:sz="4" w:space="0" w:color="BFBFBF"/>
+              <w:left w:val="single" w:sz="4" w:space="0" w:color="BFBFBF"/>
+              <w:right w:val="single" w:sz="4" w:space="0" w:color="BFBFBF"/>
+            </w:tcBorders>
+            <w:shd w:fill="F2F7FB" w:val="clear"/>
+            <w:tcMar>
+              <w:top w:w="50" w:type="dxa"/>
+              <w:bottom w:w="50" w:type="dxa"/>
+              <w:left w:w="100" w:type="dxa"/>
+              <w:right w:w="100" w:type="dxa"/>
+            </w:tcMar>
+          </w:tcPr>
+          <w:p>
+            <w:pPr>
+              <w:pStyle w:val="Compact"/>
+              <w:spacing w:before="20" w:after="20" w:line="280" w:lineRule="exact"/>
+              <w:jc w:val="left"/>
+            </w:pPr>
+            <w:r>
+              <w:rPr>
+                <w:rFonts w:ascii="Arial" w:hAnsi="Arial" w:eastAsia="맑은 고딕"/>
+                <w:color w:val="333333"/>
+                <w:sz w:val="18"/>
+              </w:rPr>
+              <w:t xml:space="preserve">2</w:t>
+            </w:r>
+          </w:p>
+        </w:tc>
+        <w:tc>
+          <w:tcPr>
+            <w:tcBorders>
+              <w:top w:val="single" w:sz="4" w:space="0" w:color="BFBFBF"/>
+              <w:bottom w:val="single" w:sz="4" w:space="0" w:color="BFBFBF"/>
+              <w:left w:val="single" w:sz="4" w:space="0" w:color="BFBFBF"/>
+              <w:right w:val="single" w:sz="4" w:space="0" w:color="BFBFBF"/>
+            </w:tcBorders>
+            <w:shd w:fill="F2F7FB" w:val="clear"/>
+            <w:tcMar>
+              <w:top w:w="50" w:type="dxa"/>
+              <w:bottom w:w="50" w:type="dxa"/>
+              <w:left w:w="100" w:type="dxa"/>
+              <w:right w:w="100" w:type="dxa"/>
+            </w:tcMar>
+          </w:tcPr>
+          <w:p>
+            <w:pPr>
+              <w:pStyle w:val="Compact"/>
+              <w:spacing w:before="20" w:after="20" w:line="280" w:lineRule="exact"/>
+              <w:jc w:val="left"/>
+            </w:pPr>
+            <w:r>
+              <w:rPr>
+                <w:rFonts w:ascii="Arial" w:hAnsi="Arial" w:eastAsia="맑은 고딕"/>
+                <w:color w:val="333333"/>
+                <w:sz w:val="18"/>
+              </w:rPr>
+              <w:t xml:space="preserve">현재 비밀번호 + 새 비밀번호 + 확인 입력</w:t>
+            </w:r>
+          </w:p>
+        </w:tc>
+        <w:tc>
+          <w:tcPr>
+            <w:tcBorders>
+              <w:top w:val="single" w:sz="4" w:space="0" w:color="BFBFBF"/>
+              <w:bottom w:val="single" w:sz="4" w:space="0" w:color="BFBFBF"/>
+              <w:left w:val="single" w:sz="4" w:space="0" w:color="BFBFBF"/>
+              <w:right w:val="single" w:sz="4" w:space="0" w:color="BFBFBF"/>
+            </w:tcBorders>
+            <w:shd w:fill="F2F7FB" w:val="clear"/>
+            <w:tcMar>
+              <w:top w:w="50" w:type="dxa"/>
+              <w:bottom w:w="50" w:type="dxa"/>
+              <w:left w:w="100" w:type="dxa"/>
+              <w:right w:w="100" w:type="dxa"/>
+            </w:tcMar>
+          </w:tcPr>
+          <w:p>
+            <w:pPr>
+              <w:pStyle w:val="Compact"/>
+              <w:spacing w:before="20" w:after="20" w:line="280" w:lineRule="exact"/>
+              <w:jc w:val="left"/>
+            </w:pPr>
+            <w:r>
+              <w:rPr>
+                <w:rFonts w:ascii="Arial" w:hAnsi="Arial" w:eastAsia="맑은 고딕"/>
+                <w:color w:val="333333"/>
+                <w:sz w:val="18"/>
+              </w:rPr>
+              <w:t xml:space="preserve">복잡도(8자+대/소/숫/특수) 실시간 검증</w:t>
+            </w:r>
+          </w:p>
+        </w:tc>
+        <w:tc>
+          <w:tcPr>
+            <w:tcBorders>
+              <w:top w:val="single" w:sz="4" w:space="0" w:color="BFBFBF"/>
+              <w:bottom w:val="single" w:sz="4" w:space="0" w:color="BFBFBF"/>
+              <w:left w:val="single" w:sz="4" w:space="0" w:color="BFBFBF"/>
+              <w:right w:val="single" w:sz="4" w:space="0" w:color="BFBFBF"/>
+            </w:tcBorders>
+            <w:shd w:fill="F2F7FB" w:val="clear"/>
+            <w:tcMar>
+              <w:top w:w="50" w:type="dxa"/>
+              <w:bottom w:w="50" w:type="dxa"/>
+              <w:left w:w="100" w:type="dxa"/>
+              <w:right w:w="100" w:type="dxa"/>
+            </w:tcMar>
+          </w:tcPr>
+          <w:p>
+            <w:pPr>
+              <w:pStyle w:val="Compact"/>
+              <w:spacing w:before="20" w:after="20" w:line="280" w:lineRule="exact"/>
+              <w:jc w:val="left"/>
+            </w:pPr>
+            <w:r>
+              <w:rPr>
+                <w:rFonts w:ascii="Arial" w:hAnsi="Arial" w:eastAsia="맑은 고딕"/>
+                <w:color w:val="333333"/>
+                <w:sz w:val="18"/>
+              </w:rPr>
+              <w:t xml:space="preserve">불일치 시 에러</w:t>
+            </w:r>
+          </w:p>
+        </w:tc>
+      </w:tr>
+      <w:tr>
+        <w:trPr/>
+        <w:tc>
+          <w:tcPr>
+            <w:tcBorders>
+              <w:top w:val="single" w:sz="4" w:space="0" w:color="BFBFBF"/>
+              <w:bottom w:val="single" w:sz="4" w:space="0" w:color="BFBFBF"/>
+              <w:left w:val="single" w:sz="4" w:space="0" w:color="BFBFBF"/>
+              <w:right w:val="single" w:sz="4" w:space="0" w:color="BFBFBF"/>
+            </w:tcBorders>
+            <w:tcMar>
+              <w:top w:w="50" w:type="dxa"/>
+              <w:bottom w:w="50" w:type="dxa"/>
+              <w:left w:w="100" w:type="dxa"/>
+              <w:right w:w="100" w:type="dxa"/>
+            </w:tcMar>
+          </w:tcPr>
+          <w:p>
+            <w:pPr>
+              <w:pStyle w:val="Compact"/>
+              <w:spacing w:before="20" w:after="20" w:line="280" w:lineRule="exact"/>
+              <w:jc w:val="left"/>
+            </w:pPr>
+            <w:r>
+              <w:rPr>
+                <w:rFonts w:ascii="Arial" w:hAnsi="Arial" w:eastAsia="맑은 고딕"/>
+                <w:color w:val="333333"/>
+                <w:sz w:val="18"/>
+              </w:rPr>
+              <w:t xml:space="preserve">3</w:t>
+            </w:r>
+          </w:p>
+        </w:tc>
+        <w:tc>
+          <w:tcPr>
+            <w:tcBorders>
+              <w:top w:val="single" w:sz="4" w:space="0" w:color="BFBFBF"/>
+              <w:bottom w:val="single" w:sz="4" w:space="0" w:color="BFBFBF"/>
+              <w:left w:val="single" w:sz="4" w:space="0" w:color="BFBFBF"/>
+              <w:right w:val="single" w:sz="4" w:space="0" w:color="BFBFBF"/>
+            </w:tcBorders>
+            <w:tcMar>
+              <w:top w:w="50" w:type="dxa"/>
+              <w:bottom w:w="50" w:type="dxa"/>
+              <w:left w:w="100" w:type="dxa"/>
+              <w:right w:w="100" w:type="dxa"/>
+            </w:tcMar>
+          </w:tcPr>
+          <w:p>
+            <w:pPr>
+              <w:pStyle w:val="Compact"/>
+              <w:spacing w:before="20" w:after="20" w:line="280" w:lineRule="exact"/>
+              <w:jc w:val="left"/>
+            </w:pPr>
+            <w:r>
+              <w:rPr>
+                <w:rFonts w:ascii="Arial" w:hAnsi="Arial" w:eastAsia="맑은 고딕"/>
+                <w:color w:val="333333"/>
+                <w:sz w:val="18"/>
+              </w:rPr>
+              <w:t xml:space="preserve">[변경] 클릭</w:t>
+            </w:r>
+          </w:p>
+        </w:tc>
+        <w:tc>
+          <w:tcPr>
+            <w:tcBorders>
+              <w:top w:val="single" w:sz="4" w:space="0" w:color="BFBFBF"/>
+              <w:bottom w:val="single" w:sz="4" w:space="0" w:color="BFBFBF"/>
+              <w:left w:val="single" w:sz="4" w:space="0" w:color="BFBFBF"/>
+              <w:right w:val="single" w:sz="4" w:space="0" w:color="BFBFBF"/>
+            </w:tcBorders>
+            <w:tcMar>
+              <w:top w:w="50" w:type="dxa"/>
+              <w:bottom w:w="50" w:type="dxa"/>
+              <w:left w:w="100" w:type="dxa"/>
+              <w:right w:w="100" w:type="dxa"/>
+            </w:tcMar>
+          </w:tcPr>
+          <w:p>
+            <w:pPr>
+              <w:pStyle w:val="Compact"/>
+              <w:spacing w:before="20" w:after="20" w:line="280" w:lineRule="exact"/>
+              <w:jc w:val="left"/>
+            </w:pPr>
+            <w:r>
+              <w:rPr>
+                <w:rStyle w:val="VerbatimChar"/>
+                <w:rFonts w:ascii="Arial" w:hAnsi="Arial" w:eastAsia="맑은 고딕"/>
+                <w:color w:val="333333"/>
+                <w:sz w:val="18"/>
+              </w:rPr>
+              <w:t xml:space="preserve">POST /api/staff/:id/change-password</w:t>
+            </w:r>
+          </w:p>
+        </w:tc>
+        <w:tc>
+          <w:tcPr>
+            <w:tcBorders>
+              <w:top w:val="single" w:sz="4" w:space="0" w:color="BFBFBF"/>
+              <w:bottom w:val="single" w:sz="4" w:space="0" w:color="BFBFBF"/>
+              <w:left w:val="single" w:sz="4" w:space="0" w:color="BFBFBF"/>
+              <w:right w:val="single" w:sz="4" w:space="0" w:color="BFBFBF"/>
+            </w:tcBorders>
+            <w:tcMar>
+              <w:top w:w="50" w:type="dxa"/>
+              <w:bottom w:w="50" w:type="dxa"/>
+              <w:left w:w="100" w:type="dxa"/>
+              <w:right w:w="100" w:type="dxa"/>
+            </w:tcMar>
+          </w:tcPr>
+          <w:p>
+            <w:pPr>
+              <w:pStyle w:val="Compact"/>
+              <w:spacing w:before="20" w:after="20" w:line="280" w:lineRule="exact"/>
+              <w:jc w:val="left"/>
+            </w:pPr>
+            <w:r>
+              <w:rPr>
+                <w:rFonts w:ascii="Arial" w:hAnsi="Arial" w:eastAsia="맑은 고딕"/>
+                <w:color w:val="333333"/>
+                <w:sz w:val="18"/>
+              </w:rPr>
+              <w:t xml:space="preserve">현재 비밀번호 서버 검증 후 갱신</w:t>
+            </w:r>
+          </w:p>
+        </w:tc>
+      </w:tr>
+    </w:tbl>
+    <w:p>
+      <w:r>
+        <w:pict>
+          <v:rect style="width:0;height:1.5pt" o:hralign="center" o:hrstd="t" o:hr="t"/>
+        </w:pict>
+      </w:r>
+    </w:p>
+    <w:p>
+      <w:pPr>
+        <w:pStyle w:val="Heading2"/>
+      </w:pPr>
+      <w:bookmarkStart w:id="38" w:name="개발자용-정책-설명"/>
+      <w:r>
+        <w:t xml:space="preserve">4. 개발자용 정책 설명</w:t>
+      </w:r>
+      <w:bookmarkEnd w:id="38"/>
+    </w:p>
+    <w:p>
+      <w:pPr>
+        <w:pStyle w:val="Heading3"/>
+      </w:pPr>
+      <w:bookmarkStart w:id="39" w:name="직원-상태-전이"/>
+      <w:r>
+        <w:t xml:space="preserve">4.1. 직원 상태 전이</w:t>
+      </w:r>
+      <w:bookmarkEnd w:id="39"/>
+    </w:p>
+    <w:p>
+      <w:pPr>
+        <w:pStyle w:val="SourceCode"/>
+      </w:pPr>
+      <w:r>
+        <w:rPr>
+          <w:rStyle w:val="VerbatimChar"/>
+        </w:rPr>
+        <w:t xml:space="preserve">invited → pending_approval : 비밀번호 설정 완료 시</w:t>
+      </w:r>
+      <w:r>
+        <w:br/>
+      </w:r>
+      <w:r>
+        <w:rPr>
+          <w:rStyle w:val="VerbatimChar"/>
+        </w:rPr>
+        <w:t xml:space="preserve">pending_approval → active : 관리자 승인</w:t>
+      </w:r>
+      <w:r>
+        <w:br/>
+      </w:r>
+      <w:r>
+        <w:rPr>
+          <w:rStyle w:val="VerbatimChar"/>
+        </w:rPr>
+        <w:t xml:space="preserve">pending_approval → rejected : 관리자 반려 (사유 필수)</w:t>
+      </w:r>
+      <w:r>
+        <w:br/>
+      </w:r>
+      <w:r>
+        <w:rPr>
+          <w:rStyle w:val="VerbatimChar"/>
+        </w:rPr>
+        <w:t xml:space="preserve">active → inactive : 관리자가 비활성화</w:t>
+      </w:r>
+      <w:r>
+        <w:br/>
+      </w:r>
+      <w:r>
+        <w:rPr>
+          <w:rStyle w:val="VerbatimChar"/>
+        </w:rPr>
+        <w:t xml:space="preserve">inactive → active : 관리자가 재활성화</w:t>
+      </w:r>
+    </w:p>
+    <w:p>
+      <w:pPr>
+        <w:pStyle w:val="Heading3"/>
+      </w:pPr>
+      <w:bookmarkStart w:id="40" w:name="초대-토큰-정책"/>
+      <w:r>
+        <w:t xml:space="preserve">4.2. 초대 토큰 정책</w:t>
+      </w:r>
+      <w:bookmarkEnd w:id="40"/>
+    </w:p>
+    <w:p>
+      <w:pPr>
+        <w:pStyle w:val="SourceCode"/>
+      </w:pPr>
+      <w:r>
+        <w:rPr>
+          <w:rStyle w:val="VerbatimChar"/>
+        </w:rPr>
+        <w:t xml:space="preserve">생성: UUID v4, TTL=48시간</w:t>
+      </w:r>
+      <w:r>
+        <w:br/>
+      </w:r>
+      <w:r>
+        <w:rPr>
+          <w:rStyle w:val="VerbatimChar"/>
+        </w:rPr>
+        <w:t xml:space="preserve">만료 시: "초대가 만료되었습니다. 관리자에게 재초대를 요청하세요" 표시</w:t>
+      </w:r>
+      <w:r>
+        <w:br/>
+      </w:r>
+      <w:r>
+        <w:rPr>
+          <w:rStyle w:val="VerbatimChar"/>
+        </w:rPr>
+        <w:t xml:space="preserve">사용 후: 즉시 삭제 (재사용 불가)</w:t>
+      </w:r>
+      <w:r>
+        <w:br/>
+      </w:r>
+      <w:r>
+        <w:rPr>
+          <w:rStyle w:val="VerbatimChar"/>
+        </w:rPr>
+        <w:t xml:space="preserve">발송 실패: 비동기 큐 재시도 3회, 실패 시 관리자 알림</w:t>
+      </w:r>
+    </w:p>
+    <w:p>
+      <w:pPr>
+        <w:pStyle w:val="Heading3"/>
+      </w:pPr>
+      <w:bookmarkStart w:id="41" w:name="비밀번호-정책"/>
+      <w:r>
+        <w:t xml:space="preserve">4.3. 비밀번호 정책</w:t>
+      </w:r>
+      <w:bookmarkEnd w:id="41"/>
+    </w:p>
+    <w:p>
+      <w:pPr>
+        <w:pStyle w:val="SourceCode"/>
+      </w:pPr>
+      <w:r>
+        <w:rPr>
+          <w:rStyle w:val="VerbatimChar"/>
+        </w:rPr>
+        <w:t xml:space="preserve">최소 8자 이상</w:t>
+      </w:r>
+      <w:r>
+        <w:br/>
+      </w:r>
+      <w:r>
+        <w:rPr>
+          <w:rStyle w:val="VerbatimChar"/>
+        </w:rPr>
+        <w:t xml:space="preserve">대문자 + 소문자 + 숫자 + 특수문자 조합 필수</w:t>
+      </w:r>
+      <w:r>
+        <w:br/>
+      </w:r>
+      <w:r>
+        <w:rPr>
+          <w:rStyle w:val="VerbatimChar"/>
+        </w:rPr>
+        <w:t xml:space="preserve">해싱: bcrypt cost factor=12</w:t>
+      </w:r>
+      <w:r>
+        <w:br/>
+      </w:r>
+      <w:r>
+        <w:rPr>
+          <w:rStyle w:val="VerbatimChar"/>
+        </w:rPr>
+        <w:t xml:space="preserve">초기화: 임시 비밀번호 8자 랜덤 생성 → 감사 로그 기록</w:t>
+      </w:r>
+    </w:p>
+    <w:p>
+      <w:pPr>
+        <w:pStyle w:val="Heading3"/>
+      </w:pPr>
+      <w:bookmarkStart w:id="42" w:name="팀-삭제-보호-정책"/>
+      <w:r>
+        <w:t xml:space="preserve">4.4. 팀 삭제 보호 정책</w:t>
+      </w:r>
+      <w:bookmarkEnd w:id="42"/>
+    </w:p>
+    <w:p>
+      <w:pPr>
+        <w:pStyle w:val="SourceCode"/>
+      </w:pPr>
+      <w:r>
+        <w:rPr>
+          <w:rStyle w:val="VerbatimChar"/>
+        </w:rPr>
+        <w:t xml:space="preserve">teamId를 참조하는 직원이 1명 이상 → 삭제 거부 (409 Conflict)</w:t>
+      </w:r>
+      <w:r>
+        <w:br/>
+      </w:r>
+      <w:r>
+        <w:rPr>
+          <w:rStyle w:val="VerbatimChar"/>
+        </w:rPr>
+        <w:t xml:space="preserve">삭제 전: 해당 팀 직원을 다른 팀으로 이동 필요</w:t>
       </w:r>
     </w:p>
     <w:sectPr/>
